--- a/DAE/Reports/Laptop_sales.docx
+++ b/DAE/Reports/Laptop_sales.docx
@@ -1,27 +1,21 @@
 
 <file path=word/document.xml><?xml version="1.0" encoding="utf-8"?>
-<w:document xmlns:wpc="http://schemas.microsoft.com/office/word/2010/wordprocessingCanvas" xmlns:cx="http://schemas.microsoft.com/office/drawing/2014/chartex" xmlns:cx1="http://schemas.microsoft.com/office/drawing/2015/9/8/chartex" xmlns:cx2="http://schemas.microsoft.com/office/drawing/2015/10/21/chartex" xmlns:cx3="http://schemas.microsoft.com/office/drawing/2016/5/9/chartex" xmlns:cx4="http://schemas.microsoft.com/office/drawing/2016/5/10/chartex" xmlns:cx5="http://schemas.microsoft.com/office/drawing/2016/5/11/chartex" xmlns:cx6="http://schemas.microsoft.com/office/drawing/2016/5/12/chartex" xmlns:cx7="http://schemas.microsoft.com/office/drawing/2016/5/13/chartex" xmlns:cx8="http://schemas.microsoft.com/office/drawing/2016/5/14/chartex" xmlns:mc="http://schemas.openxmlformats.org/markup-compatibility/2006" xmlns:aink="http://schemas.microsoft.com/office/drawing/2016/ink" xmlns:am3d="http://schemas.microsoft.com/office/drawing/2017/model3d" xmlns:o="urn:schemas-microsoft-com:office:office" xmlns:r="http://schemas.openxmlformats.org/officeDocument/2006/relationships" xmlns:m="http://schemas.openxmlformats.org/officeDocument/2006/math" xmlns:v="urn:schemas-microsoft-com:vml" xmlns:wp14="http://schemas.microsoft.com/office/word/2010/wordprocessingDrawing" xmlns:wp="http://schemas.openxmlformats.org/drawingml/2006/wordprocessingDrawing" xmlns:w10="urn:schemas-microsoft-com:office:word" xmlns:w="http://schemas.openxmlformats.org/wordprocessingml/2006/main" xmlns:w14="http://schemas.microsoft.com/office/word/2010/wordml" xmlns:w15="http://schemas.microsoft.com/office/word/2012/wordml" xmlns:w16cex="http://schemas.microsoft.com/office/word/2018/wordml/cex" xmlns:w16cid="http://schemas.microsoft.com/office/word/2016/wordml/cid" xmlns:w16="http://schemas.microsoft.com/office/word/2018/wordml" xmlns:w16sdtdh="http://schemas.microsoft.com/office/word/2020/wordml/sdtdatahash" xmlns:w16se="http://schemas.microsoft.com/office/word/2015/wordml/symex" xmlns:wpg="http://schemas.microsoft.com/office/word/2010/wordprocessingGroup" xmlns:wpi="http://schemas.microsoft.com/office/word/2010/wordprocessingInk" xmlns:wne="http://schemas.microsoft.com/office/word/2006/wordml" xmlns:wps="http://schemas.microsoft.com/office/word/2010/wordprocessingShape" mc:Ignorable="w14 w15 w16se w16cid w16 w16cex w16sdtdh wp14">
+<w:document xmlns:wpc="http://schemas.microsoft.com/office/word/2010/wordprocessingCanvas" xmlns:cx="http://schemas.microsoft.com/office/drawing/2014/chartex" xmlns:cx1="http://schemas.microsoft.com/office/drawing/2015/9/8/chartex" xmlns:cx2="http://schemas.microsoft.com/office/drawing/2015/10/21/chartex" xmlns:cx3="http://schemas.microsoft.com/office/drawing/2016/5/9/chartex" xmlns:cx4="http://schemas.microsoft.com/office/drawing/2016/5/10/chartex" xmlns:cx5="http://schemas.microsoft.com/office/drawing/2016/5/11/chartex" xmlns:cx6="http://schemas.microsoft.com/office/drawing/2016/5/12/chartex" xmlns:cx7="http://schemas.microsoft.com/office/drawing/2016/5/13/chartex" xmlns:cx8="http://schemas.microsoft.com/office/drawing/2016/5/14/chartex" xmlns:mc="http://schemas.openxmlformats.org/markup-compatibility/2006" xmlns:aink="http://schemas.microsoft.com/office/drawing/2016/ink" xmlns:am3d="http://schemas.microsoft.com/office/drawing/2017/model3d" xmlns:o="urn:schemas-microsoft-com:office:office" xmlns:oel="http://schemas.microsoft.com/office/2019/extlst" xmlns:r="http://schemas.openxmlformats.org/officeDocument/2006/relationships" xmlns:m="http://schemas.openxmlformats.org/officeDocument/2006/math" xmlns:v="urn:schemas-microsoft-com:vml" xmlns:wp14="http://schemas.microsoft.com/office/word/2010/wordprocessingDrawing" xmlns:wp="http://schemas.openxmlformats.org/drawingml/2006/wordprocessingDrawing" xmlns:w10="urn:schemas-microsoft-com:office:word" xmlns:w="http://schemas.openxmlformats.org/wordprocessingml/2006/main" xmlns:w14="http://schemas.microsoft.com/office/word/2010/wordml" xmlns:w15="http://schemas.microsoft.com/office/word/2012/wordml" xmlns:w16cex="http://schemas.microsoft.com/office/word/2018/wordml/cex" xmlns:w16cid="http://schemas.microsoft.com/office/word/2016/wordml/cid" xmlns:w16="http://schemas.microsoft.com/office/word/2018/wordml" xmlns:w16du="http://schemas.microsoft.com/office/word/2023/wordml/word16du" xmlns:w16sdtdh="http://schemas.microsoft.com/office/word/2020/wordml/sdtdatahash" xmlns:w16sdtfl="http://schemas.microsoft.com/office/word/2024/wordml/sdtformatlock" xmlns:w16se="http://schemas.microsoft.com/office/word/2015/wordml/symex" xmlns:wpg="http://schemas.microsoft.com/office/word/2010/wordprocessingGroup" xmlns:wpi="http://schemas.microsoft.com/office/word/2010/wordprocessingInk" xmlns:wne="http://schemas.microsoft.com/office/word/2006/wordml" xmlns:wps="http://schemas.microsoft.com/office/word/2010/wordprocessingShape" mc:Ignorable="w14 w15 w16se w16cid w16 w16cex w16sdtdh w16sdtfl w16du wp14">
   <w:body>
     <w:p>
       <w:pPr>
-        <w:spacing w:before="100" w:beforeAutospacing="1" w:after="100" w:afterAutospacing="1" w:line="240" w:lineRule="auto"/>
-        <w:outlineLvl w:val="1"/>
-        <w:rPr>
-          <w:rFonts w:ascii="Times New Roman" w:eastAsia="Times New Roman" w:hAnsi="Times New Roman" w:cs="Times New Roman"/>
-          <w:b/>
-          <w:bCs/>
-          <w:sz w:val="36"/>
-          <w:szCs w:val="36"/>
-          <w:lang w:eastAsia="en-IN"/>
-        </w:rPr>
-      </w:pPr>
-      <w:r>
-        <w:rPr>
-          <w:rFonts w:ascii="Times New Roman" w:eastAsia="Times New Roman" w:hAnsi="Times New Roman" w:cs="Times New Roman"/>
-          <w:b/>
-          <w:bCs/>
-          <w:sz w:val="36"/>
-          <w:szCs w:val="36"/>
+        <w:rPr>
+          <w:rFonts w:ascii="Times New Roman" w:eastAsia="Times New Roman" w:hAnsi="Times New Roman" w:cs="Times New Roman"/>
+          <w:sz w:val="24"/>
+          <w:szCs w:val="24"/>
+          <w:lang w:eastAsia="en-IN"/>
+        </w:rPr>
+      </w:pPr>
+      <w:r>
+        <w:rPr>
+          <w:rFonts w:ascii="Times New Roman" w:eastAsia="Times New Roman" w:hAnsi="Times New Roman" w:cs="Times New Roman"/>
+          <w:sz w:val="24"/>
+          <w:szCs w:val="24"/>
           <w:lang w:eastAsia="en-IN"/>
         </w:rPr>
         <w:t>Steps to create the above data sheet:</w:t>
@@ -29,64 +23,37 @@
     </w:p>
     <w:p>
       <w:pPr>
-        <w:spacing w:before="100" w:beforeAutospacing="1" w:after="100" w:afterAutospacing="1" w:line="240" w:lineRule="auto"/>
-        <w:rPr>
-          <w:rFonts w:ascii="Times New Roman" w:eastAsia="Times New Roman" w:hAnsi="Times New Roman" w:cs="Times New Roman"/>
-          <w:sz w:val="24"/>
-          <w:szCs w:val="24"/>
-          <w:lang w:eastAsia="en-IN"/>
-        </w:rPr>
-      </w:pPr>
-      <w:r>
-        <w:rPr>
-          <w:rFonts w:ascii="Times New Roman" w:eastAsia="Times New Roman" w:hAnsi="Times New Roman" w:cs="Times New Roman"/>
-          <w:b/>
-          <w:bCs/>
-          <w:sz w:val="24"/>
-          <w:szCs w:val="24"/>
-          <w:lang w:eastAsia="en-IN"/>
-        </w:rPr>
-        <w:t>Note</w:t>
-      </w:r>
-      <w:r>
-        <w:rPr>
-          <w:rFonts w:ascii="Times New Roman" w:eastAsia="Times New Roman" w:hAnsi="Times New Roman" w:cs="Times New Roman"/>
-          <w:sz w:val="24"/>
-          <w:szCs w:val="24"/>
-          <w:lang w:eastAsia="en-IN"/>
-        </w:rPr>
-        <w:t xml:space="preserve">: All formulas are given with respect to the first data entry made in the above excel sheet (Row </w:t>
-      </w:r>
-      <w:r>
-        <w:rPr>
-          <w:rFonts w:ascii="Times New Roman" w:eastAsia="Times New Roman" w:hAnsi="Times New Roman" w:cs="Times New Roman"/>
-          <w:sz w:val="24"/>
-          <w:szCs w:val="24"/>
-          <w:lang w:eastAsia="en-IN"/>
-        </w:rPr>
-        <w:t>2).</w:t>
-      </w:r>
-    </w:p>
-    <w:p>
-      <w:pPr>
-        <w:spacing w:before="100" w:beforeAutospacing="1" w:after="100" w:afterAutospacing="1" w:line="240" w:lineRule="auto"/>
-        <w:outlineLvl w:val="2"/>
-        <w:rPr>
-          <w:rFonts w:ascii="Times New Roman" w:eastAsia="Times New Roman" w:hAnsi="Times New Roman" w:cs="Times New Roman"/>
-          <w:b/>
-          <w:bCs/>
-          <w:sz w:val="27"/>
-          <w:szCs w:val="27"/>
-          <w:lang w:eastAsia="en-IN"/>
-        </w:rPr>
-      </w:pPr>
-      <w:r>
-        <w:rPr>
-          <w:rFonts w:ascii="Times New Roman" w:eastAsia="Times New Roman" w:hAnsi="Times New Roman" w:cs="Times New Roman"/>
-          <w:b/>
-          <w:bCs/>
-          <w:sz w:val="27"/>
-          <w:szCs w:val="27"/>
+        <w:rPr>
+          <w:rFonts w:ascii="Times New Roman" w:eastAsia="Times New Roman" w:hAnsi="Times New Roman" w:cs="Times New Roman"/>
+          <w:sz w:val="24"/>
+          <w:szCs w:val="24"/>
+          <w:lang w:eastAsia="en-IN"/>
+        </w:rPr>
+      </w:pPr>
+      <w:r>
+        <w:rPr>
+          <w:rFonts w:ascii="Times New Roman" w:eastAsia="Times New Roman" w:hAnsi="Times New Roman" w:cs="Times New Roman"/>
+          <w:sz w:val="24"/>
+          <w:szCs w:val="24"/>
+          <w:lang w:eastAsia="en-IN"/>
+        </w:rPr>
+        <w:t>Note: All formulas are given with respect to the first data entry made in the above excel sheet (Row 2).</w:t>
+      </w:r>
+    </w:p>
+    <w:p>
+      <w:pPr>
+        <w:rPr>
+          <w:rFonts w:ascii="Times New Roman" w:eastAsia="Times New Roman" w:hAnsi="Times New Roman" w:cs="Times New Roman"/>
+          <w:sz w:val="24"/>
+          <w:szCs w:val="24"/>
+          <w:lang w:eastAsia="en-IN"/>
+        </w:rPr>
+      </w:pPr>
+      <w:r>
+        <w:rPr>
+          <w:rFonts w:ascii="Times New Roman" w:eastAsia="Times New Roman" w:hAnsi="Times New Roman" w:cs="Times New Roman"/>
+          <w:sz w:val="24"/>
+          <w:szCs w:val="24"/>
           <w:lang w:eastAsia="en-IN"/>
         </w:rPr>
         <w:t>Column Names</w:t>
@@ -94,885 +61,400 @@
     </w:p>
     <w:p>
       <w:pPr>
-        <w:spacing w:before="100" w:beforeAutospacing="1" w:after="100" w:afterAutospacing="1" w:line="240" w:lineRule="auto"/>
-        <w:rPr>
-          <w:rFonts w:ascii="Times New Roman" w:eastAsia="Times New Roman" w:hAnsi="Times New Roman" w:cs="Times New Roman"/>
-          <w:sz w:val="24"/>
-          <w:szCs w:val="24"/>
-          <w:lang w:eastAsia="en-IN"/>
-        </w:rPr>
-      </w:pPr>
-      <w:r>
-        <w:rPr>
-          <w:rFonts w:ascii="Times New Roman" w:eastAsia="Times New Roman" w:hAnsi="Times New Roman" w:cs="Times New Roman"/>
-          <w:sz w:val="24"/>
-          <w:szCs w:val="24"/>
-          <w:lang w:eastAsia="en-IN"/>
-        </w:rPr>
-        <w:t xml:space="preserve">Enter Column Names as </w:t>
-      </w:r>
-      <w:r>
-        <w:rPr>
-          <w:rFonts w:ascii="Times New Roman" w:eastAsia="Times New Roman" w:hAnsi="Times New Roman" w:cs="Times New Roman"/>
-          <w:b/>
-          <w:bCs/>
-          <w:sz w:val="24"/>
-          <w:szCs w:val="24"/>
-          <w:lang w:eastAsia="en-IN"/>
-        </w:rPr>
-        <w:t>Name, Price</w:t>
-      </w:r>
-      <w:r>
-        <w:rPr>
-          <w:rFonts w:ascii="Times New Roman" w:eastAsia="Times New Roman" w:hAnsi="Times New Roman" w:cs="Times New Roman"/>
-          <w:sz w:val="24"/>
-          <w:szCs w:val="24"/>
-          <w:lang w:eastAsia="en-IN"/>
-        </w:rPr>
-        <w:t xml:space="preserve"> (Unit Price), </w:t>
-      </w:r>
-      <w:r>
-        <w:rPr>
-          <w:rFonts w:ascii="Times New Roman" w:eastAsia="Times New Roman" w:hAnsi="Times New Roman" w:cs="Times New Roman"/>
-          <w:b/>
-          <w:bCs/>
-          <w:sz w:val="24"/>
-          <w:szCs w:val="24"/>
-          <w:lang w:eastAsia="en-IN"/>
-        </w:rPr>
-        <w:t>ASIN</w:t>
-      </w:r>
-      <w:r>
-        <w:rPr>
-          <w:rFonts w:ascii="Times New Roman" w:eastAsia="Times New Roman" w:hAnsi="Times New Roman" w:cs="Times New Roman"/>
-          <w:sz w:val="24"/>
-          <w:szCs w:val="24"/>
-          <w:lang w:eastAsia="en-IN"/>
-        </w:rPr>
-        <w:t xml:space="preserve">, </w:t>
-      </w:r>
-      <w:r>
-        <w:rPr>
-          <w:rFonts w:ascii="Times New Roman" w:eastAsia="Times New Roman" w:hAnsi="Times New Roman" w:cs="Times New Roman"/>
-          <w:b/>
-          <w:bCs/>
-          <w:sz w:val="24"/>
-          <w:szCs w:val="24"/>
-          <w:lang w:eastAsia="en-IN"/>
-        </w:rPr>
-        <w:t>Net Quantity</w:t>
-      </w:r>
-      <w:r>
-        <w:rPr>
-          <w:rFonts w:ascii="Times New Roman" w:eastAsia="Times New Roman" w:hAnsi="Times New Roman" w:cs="Times New Roman"/>
-          <w:sz w:val="24"/>
-          <w:szCs w:val="24"/>
-          <w:lang w:eastAsia="en-IN"/>
-        </w:rPr>
-        <w:t xml:space="preserve">, </w:t>
-      </w:r>
-      <w:r>
-        <w:rPr>
-          <w:rFonts w:ascii="Times New Roman" w:eastAsia="Times New Roman" w:hAnsi="Times New Roman" w:cs="Times New Roman"/>
-          <w:b/>
-          <w:bCs/>
-          <w:sz w:val="24"/>
-          <w:szCs w:val="24"/>
-          <w:lang w:eastAsia="en-IN"/>
-        </w:rPr>
-        <w:t>Discounted price</w:t>
-      </w:r>
-      <w:r>
-        <w:rPr>
-          <w:rFonts w:ascii="Times New Roman" w:eastAsia="Times New Roman" w:hAnsi="Times New Roman" w:cs="Times New Roman"/>
-          <w:sz w:val="24"/>
-          <w:szCs w:val="24"/>
-          <w:lang w:eastAsia="en-IN"/>
-        </w:rPr>
-        <w:t xml:space="preserve"> (Total Price)</w:t>
-      </w:r>
-    </w:p>
-    <w:p>
-      <w:pPr>
-        <w:spacing w:before="100" w:beforeAutospacing="1" w:after="100" w:afterAutospacing="1" w:line="240" w:lineRule="auto"/>
-        <w:rPr>
-          <w:rFonts w:ascii="Times New Roman" w:eastAsia="Times New Roman" w:hAnsi="Times New Roman" w:cs="Times New Roman"/>
-          <w:sz w:val="24"/>
-          <w:szCs w:val="24"/>
-          <w:lang w:eastAsia="en-IN"/>
-        </w:rPr>
-      </w:pPr>
-      <w:r>
-        <w:rPr>
-          <w:rFonts w:ascii="Times New Roman" w:eastAsia="Times New Roman" w:hAnsi="Times New Roman" w:cs="Times New Roman"/>
-          <w:sz w:val="24"/>
-          <w:szCs w:val="24"/>
-          <w:lang w:eastAsia="en-IN"/>
-        </w:rPr>
-        <w:t xml:space="preserve">Enter Appropriate data for </w:t>
-      </w:r>
-      <w:r>
-        <w:rPr>
-          <w:rFonts w:ascii="Times New Roman" w:eastAsia="Times New Roman" w:hAnsi="Times New Roman" w:cs="Times New Roman"/>
-          <w:b/>
-          <w:bCs/>
-          <w:sz w:val="24"/>
-          <w:szCs w:val="24"/>
-          <w:lang w:eastAsia="en-IN"/>
-        </w:rPr>
-        <w:t>Name, Price, ASIN, Net Quantity</w:t>
-      </w:r>
-      <w:r>
-        <w:rPr>
-          <w:rFonts w:ascii="Times New Roman" w:eastAsia="Times New Roman" w:hAnsi="Times New Roman" w:cs="Times New Roman"/>
-          <w:sz w:val="24"/>
-          <w:szCs w:val="24"/>
-          <w:lang w:eastAsia="en-IN"/>
-        </w:rPr>
-        <w:t>.</w:t>
-      </w:r>
-    </w:p>
-    <w:p>
-      <w:pPr>
-        <w:spacing w:before="100" w:beforeAutospacing="1" w:after="100" w:afterAutospacing="1" w:line="240" w:lineRule="auto"/>
-        <w:outlineLvl w:val="2"/>
-        <w:rPr>
-          <w:rFonts w:ascii="Times New Roman" w:eastAsia="Times New Roman" w:hAnsi="Times New Roman" w:cs="Times New Roman"/>
-          <w:b/>
-          <w:bCs/>
-          <w:sz w:val="27"/>
-          <w:szCs w:val="27"/>
-          <w:lang w:eastAsia="en-IN"/>
-        </w:rPr>
-      </w:pPr>
-      <w:r>
-        <w:rPr>
-          <w:rFonts w:ascii="Times New Roman" w:eastAsia="Times New Roman" w:hAnsi="Times New Roman" w:cs="Times New Roman"/>
-          <w:b/>
-          <w:bCs/>
-          <w:sz w:val="27"/>
-          <w:szCs w:val="27"/>
-          <w:lang w:eastAsia="en-IN"/>
-        </w:rPr>
-        <w:t>Calculations and Formulas</w:t>
-      </w:r>
-    </w:p>
-    <w:p>
-      <w:pPr>
-        <w:spacing w:before="100" w:beforeAutospacing="1" w:after="100" w:afterAutospacing="1" w:line="240" w:lineRule="auto"/>
-        <w:rPr>
-          <w:rFonts w:ascii="Times New Roman" w:eastAsia="Times New Roman" w:hAnsi="Times New Roman" w:cs="Times New Roman"/>
-          <w:sz w:val="24"/>
-          <w:szCs w:val="24"/>
-          <w:lang w:eastAsia="en-IN"/>
-        </w:rPr>
-      </w:pPr>
-      <w:r>
-        <w:rPr>
-          <w:rFonts w:ascii="Times New Roman" w:eastAsia="Times New Roman" w:hAnsi="Times New Roman" w:cs="Times New Roman"/>
-          <w:sz w:val="24"/>
-          <w:szCs w:val="24"/>
-          <w:lang w:eastAsia="en-IN"/>
-        </w:rPr>
-        <w:t xml:space="preserve">Based on the sample data, the primary calculated field is the </w:t>
-      </w:r>
-      <w:r>
-        <w:rPr>
-          <w:rFonts w:ascii="Times New Roman" w:eastAsia="Times New Roman" w:hAnsi="Times New Roman" w:cs="Times New Roman"/>
-          <w:b/>
-          <w:bCs/>
-          <w:sz w:val="24"/>
-          <w:szCs w:val="24"/>
-          <w:lang w:eastAsia="en-IN"/>
-        </w:rPr>
-        <w:t>Discounted price</w:t>
-      </w:r>
-      <w:r>
-        <w:rPr>
-          <w:rFonts w:ascii="Times New Roman" w:eastAsia="Times New Roman" w:hAnsi="Times New Roman" w:cs="Times New Roman"/>
-          <w:sz w:val="24"/>
-          <w:szCs w:val="24"/>
-          <w:lang w:eastAsia="en-IN"/>
-        </w:rPr>
-        <w:t xml:space="preserve">, which represents the total cost for the specified </w:t>
-      </w:r>
-      <w:r>
-        <w:rPr>
-          <w:rFonts w:ascii="Times New Roman" w:eastAsia="Times New Roman" w:hAnsi="Times New Roman" w:cs="Times New Roman"/>
-          <w:b/>
-          <w:bCs/>
-          <w:sz w:val="24"/>
-          <w:szCs w:val="24"/>
-          <w:lang w:eastAsia="en-IN"/>
-        </w:rPr>
-        <w:t>Net Quantity</w:t>
-      </w:r>
-      <w:r>
-        <w:rPr>
-          <w:rFonts w:ascii="Times New Roman" w:eastAsia="Times New Roman" w:hAnsi="Times New Roman" w:cs="Times New Roman"/>
-          <w:sz w:val="24"/>
-          <w:szCs w:val="24"/>
-          <w:lang w:eastAsia="en-IN"/>
-        </w:rPr>
-        <w:t xml:space="preserve"> after a standard 10% discount has been applied to the Unit Price.</w:t>
-      </w:r>
-    </w:p>
-    <w:p>
-      <w:pPr>
-        <w:spacing w:before="100" w:beforeAutospacing="1" w:after="100" w:afterAutospacing="1" w:line="240" w:lineRule="auto"/>
-        <w:outlineLvl w:val="3"/>
-        <w:rPr>
-          <w:rFonts w:ascii="Times New Roman" w:eastAsia="Times New Roman" w:hAnsi="Times New Roman" w:cs="Times New Roman"/>
-          <w:b/>
-          <w:bCs/>
-          <w:sz w:val="24"/>
-          <w:szCs w:val="24"/>
-          <w:lang w:eastAsia="en-IN"/>
-        </w:rPr>
-      </w:pPr>
-      <w:r>
-        <w:rPr>
-          <w:rFonts w:ascii="Times New Roman" w:eastAsia="Times New Roman" w:hAnsi="Times New Roman" w:cs="Times New Roman"/>
-          <w:b/>
-          <w:bCs/>
-          <w:sz w:val="24"/>
-          <w:szCs w:val="24"/>
-          <w:lang w:eastAsia="en-IN"/>
-        </w:rPr>
-        <w:t>1. Discounted price (Total Price for Net Quantity)</w:t>
-      </w:r>
-    </w:p>
-    <w:p>
-      <w:pPr>
-        <w:spacing w:before="100" w:beforeAutospacing="1" w:after="100" w:afterAutospacing="1" w:line="240" w:lineRule="auto"/>
-        <w:rPr>
-          <w:rFonts w:ascii="Times New Roman" w:eastAsia="Times New Roman" w:hAnsi="Times New Roman" w:cs="Times New Roman"/>
-          <w:sz w:val="24"/>
-          <w:szCs w:val="24"/>
-          <w:lang w:eastAsia="en-IN"/>
-        </w:rPr>
-      </w:pPr>
-      <w:r>
-        <w:rPr>
-          <w:rFonts w:ascii="Times New Roman" w:eastAsia="Times New Roman" w:hAnsi="Times New Roman" w:cs="Times New Roman"/>
-          <w:sz w:val="24"/>
-          <w:szCs w:val="24"/>
-          <w:lang w:eastAsia="en-IN"/>
-        </w:rPr>
-        <w:t xml:space="preserve">This is calculated by taking the </w:t>
-      </w:r>
-      <w:r>
-        <w:rPr>
-          <w:rFonts w:ascii="Times New Roman" w:eastAsia="Times New Roman" w:hAnsi="Times New Roman" w:cs="Times New Roman"/>
-          <w:b/>
-          <w:bCs/>
-          <w:sz w:val="24"/>
-          <w:szCs w:val="24"/>
-          <w:lang w:eastAsia="en-IN"/>
-        </w:rPr>
-        <w:t>Unit Price</w:t>
-      </w:r>
-      <w:r>
-        <w:rPr>
-          <w:rFonts w:ascii="Times New Roman" w:eastAsia="Times New Roman" w:hAnsi="Times New Roman" w:cs="Times New Roman"/>
-          <w:sz w:val="24"/>
-          <w:szCs w:val="24"/>
-          <w:lang w:eastAsia="en-IN"/>
-        </w:rPr>
-        <w:t xml:space="preserve"> (</w:t>
-      </w:r>
-      <w:r>
-        <w:rPr>
-          <w:rFonts w:ascii="Times New Roman" w:eastAsia="Times New Roman" w:hAnsi="Times New Roman" w:cs="Times New Roman"/>
-          <w:b/>
-          <w:bCs/>
-          <w:sz w:val="24"/>
-          <w:szCs w:val="24"/>
-          <w:lang w:eastAsia="en-IN"/>
-        </w:rPr>
-        <w:t>B3</w:t>
-      </w:r>
-      <w:r>
-        <w:rPr>
-          <w:rFonts w:ascii="Times New Roman" w:eastAsia="Times New Roman" w:hAnsi="Times New Roman" w:cs="Times New Roman"/>
-          <w:sz w:val="24"/>
-          <w:szCs w:val="24"/>
-          <w:lang w:eastAsia="en-IN"/>
-        </w:rPr>
-        <w:t xml:space="preserve">), applying a </w:t>
-      </w:r>
-      <w:r>
-        <w:rPr>
-          <w:rFonts w:ascii="Times New Roman" w:eastAsia="Times New Roman" w:hAnsi="Times New Roman" w:cs="Times New Roman"/>
-          <w:b/>
-          <w:bCs/>
-          <w:sz w:val="24"/>
-          <w:szCs w:val="24"/>
-          <w:lang w:eastAsia="en-IN"/>
-        </w:rPr>
-        <w:t>10% discount</w:t>
-      </w:r>
-      <w:r>
-        <w:rPr>
-          <w:rFonts w:ascii="Times New Roman" w:eastAsia="Times New Roman" w:hAnsi="Times New Roman" w:cs="Times New Roman"/>
-          <w:sz w:val="24"/>
-          <w:szCs w:val="24"/>
-          <w:lang w:eastAsia="en-IN"/>
-        </w:rPr>
-        <w:t xml:space="preserve"> (multiplying by 0.9), and then multiplying by the </w:t>
-      </w:r>
-      <w:r>
-        <w:rPr>
-          <w:rFonts w:ascii="Times New Roman" w:eastAsia="Times New Roman" w:hAnsi="Times New Roman" w:cs="Times New Roman"/>
-          <w:b/>
-          <w:bCs/>
-          <w:sz w:val="24"/>
-          <w:szCs w:val="24"/>
-          <w:lang w:eastAsia="en-IN"/>
-        </w:rPr>
-        <w:t>Net Quantity</w:t>
-      </w:r>
-      <w:r>
-        <w:rPr>
-          <w:rFonts w:ascii="Times New Roman" w:eastAsia="Times New Roman" w:hAnsi="Times New Roman" w:cs="Times New Roman"/>
-          <w:sz w:val="24"/>
-          <w:szCs w:val="24"/>
-          <w:lang w:eastAsia="en-IN"/>
-        </w:rPr>
-        <w:t xml:space="preserve"> (</w:t>
-      </w:r>
-      <w:r>
-        <w:rPr>
-          <w:rFonts w:ascii="Times New Roman" w:eastAsia="Times New Roman" w:hAnsi="Times New Roman" w:cs="Times New Roman"/>
-          <w:b/>
-          <w:bCs/>
-          <w:sz w:val="24"/>
-          <w:szCs w:val="24"/>
-          <w:lang w:eastAsia="en-IN"/>
-        </w:rPr>
-        <w:t>D3</w:t>
-      </w:r>
-      <w:r>
-        <w:rPr>
-          <w:rFonts w:ascii="Times New Roman" w:eastAsia="Times New Roman" w:hAnsi="Times New Roman" w:cs="Times New Roman"/>
-          <w:sz w:val="24"/>
-          <w:szCs w:val="24"/>
-          <w:lang w:eastAsia="en-IN"/>
-        </w:rPr>
-        <w:t>).</w:t>
-      </w:r>
-    </w:p>
-    <w:p>
-      <w:pPr>
-        <w:spacing w:before="100" w:beforeAutospacing="1" w:after="100" w:afterAutospacing="1" w:line="240" w:lineRule="auto"/>
-        <w:rPr>
-          <w:rFonts w:ascii="Times New Roman" w:eastAsia="Times New Roman" w:hAnsi="Times New Roman" w:cs="Times New Roman"/>
-          <w:sz w:val="24"/>
-          <w:szCs w:val="24"/>
-          <w:lang w:eastAsia="en-IN"/>
-        </w:rPr>
-      </w:pPr>
-      <w:r>
-        <w:rPr>
-          <w:rFonts w:ascii="Times New Roman" w:eastAsia="Times New Roman" w:hAnsi="Times New Roman" w:cs="Times New Roman"/>
-          <w:sz w:val="24"/>
-          <w:szCs w:val="24"/>
-          <w:lang w:eastAsia="en-IN"/>
-        </w:rPr>
-        <w:t xml:space="preserve">The formula is: </w:t>
-      </w:r>
-      <w:r>
-        <w:rPr>
-          <w:rFonts w:ascii="Courier New" w:eastAsia="Times New Roman" w:hAnsi="Courier New" w:cs="Courier New"/>
-          <w:sz w:val="20"/>
-          <w:szCs w:val="20"/>
-          <w:lang w:eastAsia="en-IN"/>
-        </w:rPr>
-        <w:t>=0.9 * B</w:t>
-      </w:r>
-      <w:r>
-        <w:rPr>
-          <w:rFonts w:ascii="Courier New" w:eastAsia="Times New Roman" w:hAnsi="Courier New" w:cs="Courier New"/>
-          <w:sz w:val="20"/>
-          <w:szCs w:val="20"/>
-          <w:lang w:eastAsia="en-IN"/>
-        </w:rPr>
-        <w:t>2</w:t>
-      </w:r>
-      <w:r>
-        <w:rPr>
-          <w:rFonts w:ascii="Courier New" w:eastAsia="Times New Roman" w:hAnsi="Courier New" w:cs="Courier New"/>
-          <w:sz w:val="20"/>
-          <w:szCs w:val="20"/>
-          <w:lang w:eastAsia="en-IN"/>
-        </w:rPr>
-        <w:t xml:space="preserve"> * D</w:t>
-      </w:r>
-      <w:r>
-        <w:rPr>
-          <w:rFonts w:ascii="Courier New" w:eastAsia="Times New Roman" w:hAnsi="Courier New" w:cs="Courier New"/>
-          <w:sz w:val="20"/>
-          <w:szCs w:val="20"/>
-          <w:lang w:eastAsia="en-IN"/>
-        </w:rPr>
-        <w:t>2</w:t>
-      </w:r>
-    </w:p>
-    <w:p>
-      <w:pPr>
-        <w:spacing w:before="100" w:beforeAutospacing="1" w:after="100" w:afterAutospacing="1" w:line="240" w:lineRule="auto"/>
-        <w:outlineLvl w:val="3"/>
-        <w:rPr>
-          <w:rFonts w:ascii="Times New Roman" w:eastAsia="Times New Roman" w:hAnsi="Times New Roman" w:cs="Times New Roman"/>
-          <w:b/>
-          <w:bCs/>
-          <w:sz w:val="24"/>
-          <w:szCs w:val="24"/>
-          <w:lang w:eastAsia="en-IN"/>
-        </w:rPr>
-      </w:pPr>
-      <w:r>
-        <w:rPr>
-          <w:rFonts w:ascii="Times New Roman" w:eastAsia="Times New Roman" w:hAnsi="Times New Roman" w:cs="Times New Roman"/>
-          <w:b/>
-          <w:bCs/>
-          <w:sz w:val="24"/>
-          <w:szCs w:val="24"/>
-          <w:lang w:eastAsia="en-IN"/>
-        </w:rPr>
-        <w:t>2. Unit Discounted Price</w:t>
-      </w:r>
-    </w:p>
-    <w:p>
-      <w:pPr>
-        <w:spacing w:before="100" w:beforeAutospacing="1" w:after="100" w:afterAutospacing="1" w:line="240" w:lineRule="auto"/>
-        <w:rPr>
-          <w:rFonts w:ascii="Times New Roman" w:eastAsia="Times New Roman" w:hAnsi="Times New Roman" w:cs="Times New Roman"/>
-          <w:sz w:val="24"/>
-          <w:szCs w:val="24"/>
-          <w:lang w:eastAsia="en-IN"/>
-        </w:rPr>
-      </w:pPr>
-      <w:r>
-        <w:rPr>
-          <w:rFonts w:ascii="Times New Roman" w:eastAsia="Times New Roman" w:hAnsi="Times New Roman" w:cs="Times New Roman"/>
-          <w:sz w:val="24"/>
-          <w:szCs w:val="24"/>
-          <w:lang w:eastAsia="en-IN"/>
-        </w:rPr>
-        <w:t>column for the Unit Discounted Price, you would calculate it using the formula:</w:t>
-      </w:r>
-    </w:p>
-    <w:p>
-      <w:pPr>
-        <w:spacing w:before="100" w:beforeAutospacing="1" w:after="100" w:afterAutospacing="1" w:line="240" w:lineRule="auto"/>
-        <w:rPr>
-          <w:rFonts w:ascii="Times New Roman" w:eastAsia="Times New Roman" w:hAnsi="Times New Roman" w:cs="Times New Roman"/>
-          <w:sz w:val="24"/>
-          <w:szCs w:val="24"/>
-          <w:lang w:eastAsia="en-IN"/>
-        </w:rPr>
-      </w:pPr>
-      <w:r>
-        <w:rPr>
-          <w:rFonts w:ascii="Courier New" w:eastAsia="Times New Roman" w:hAnsi="Courier New" w:cs="Courier New"/>
-          <w:sz w:val="20"/>
-          <w:szCs w:val="20"/>
-          <w:lang w:eastAsia="en-IN"/>
-        </w:rPr>
-        <w:t>=0.9 * B3</w:t>
-      </w:r>
-    </w:p>
-    <w:p>
-      <w:pPr>
-        <w:spacing w:before="100" w:beforeAutospacing="1" w:after="100" w:afterAutospacing="1" w:line="240" w:lineRule="auto"/>
-        <w:outlineLvl w:val="3"/>
-        <w:rPr>
-          <w:rFonts w:ascii="Times New Roman" w:eastAsia="Times New Roman" w:hAnsi="Times New Roman" w:cs="Times New Roman"/>
-          <w:b/>
-          <w:bCs/>
-          <w:sz w:val="24"/>
-          <w:szCs w:val="24"/>
-          <w:lang w:eastAsia="en-IN"/>
-        </w:rPr>
-      </w:pPr>
-      <w:r>
-        <w:rPr>
-          <w:rFonts w:ascii="Times New Roman" w:eastAsia="Times New Roman" w:hAnsi="Times New Roman" w:cs="Times New Roman"/>
-          <w:b/>
-          <w:bCs/>
-          <w:sz w:val="24"/>
-          <w:szCs w:val="24"/>
-          <w:lang w:eastAsia="en-IN"/>
-        </w:rPr>
-        <w:t>3. Conditional Discount</w:t>
-      </w:r>
-    </w:p>
-    <w:p>
-      <w:pPr>
-        <w:spacing w:before="100" w:beforeAutospacing="1" w:after="100" w:afterAutospacing="1" w:line="240" w:lineRule="auto"/>
-        <w:rPr>
-          <w:rFonts w:ascii="Times New Roman" w:eastAsia="Times New Roman" w:hAnsi="Times New Roman" w:cs="Times New Roman"/>
-          <w:sz w:val="24"/>
-          <w:szCs w:val="24"/>
-          <w:lang w:eastAsia="en-IN"/>
-        </w:rPr>
-      </w:pPr>
-      <w:r>
-        <w:rPr>
-          <w:rFonts w:ascii="Times New Roman" w:eastAsia="Times New Roman" w:hAnsi="Times New Roman" w:cs="Times New Roman"/>
-          <w:sz w:val="24"/>
-          <w:szCs w:val="24"/>
-          <w:lang w:eastAsia="en-IN"/>
-        </w:rPr>
-        <w:t>U</w:t>
-      </w:r>
-      <w:r>
-        <w:rPr>
-          <w:rFonts w:ascii="Times New Roman" w:eastAsia="Times New Roman" w:hAnsi="Times New Roman" w:cs="Times New Roman"/>
-          <w:sz w:val="24"/>
-          <w:szCs w:val="24"/>
-          <w:lang w:eastAsia="en-IN"/>
-        </w:rPr>
-        <w:t xml:space="preserve">sing complex conditional formulas in the salary sheet, </w:t>
-      </w:r>
-      <w:proofErr w:type="gramStart"/>
-      <w:r>
-        <w:rPr>
-          <w:rFonts w:ascii="Times New Roman" w:eastAsia="Times New Roman" w:hAnsi="Times New Roman" w:cs="Times New Roman"/>
-          <w:sz w:val="24"/>
-          <w:szCs w:val="24"/>
-          <w:lang w:eastAsia="en-IN"/>
-        </w:rPr>
-        <w:t>We</w:t>
-      </w:r>
-      <w:proofErr w:type="gramEnd"/>
-      <w:r>
-        <w:rPr>
-          <w:rFonts w:ascii="Times New Roman" w:eastAsia="Times New Roman" w:hAnsi="Times New Roman" w:cs="Times New Roman"/>
-          <w:sz w:val="24"/>
-          <w:szCs w:val="24"/>
-          <w:lang w:eastAsia="en-IN"/>
-        </w:rPr>
-        <w:t xml:space="preserve"> </w:t>
-      </w:r>
-      <w:r>
-        <w:rPr>
-          <w:rFonts w:ascii="Times New Roman" w:eastAsia="Times New Roman" w:hAnsi="Times New Roman" w:cs="Times New Roman"/>
-          <w:sz w:val="24"/>
-          <w:szCs w:val="24"/>
-          <w:lang w:eastAsia="en-IN"/>
-        </w:rPr>
-        <w:t xml:space="preserve">can </w:t>
-      </w:r>
-      <w:r>
-        <w:rPr>
-          <w:rFonts w:ascii="Times New Roman" w:eastAsia="Times New Roman" w:hAnsi="Times New Roman" w:cs="Times New Roman"/>
-          <w:sz w:val="24"/>
-          <w:szCs w:val="24"/>
-          <w:lang w:eastAsia="en-IN"/>
-        </w:rPr>
-        <w:t xml:space="preserve">also </w:t>
-      </w:r>
-      <w:r>
-        <w:rPr>
-          <w:rFonts w:ascii="Times New Roman" w:eastAsia="Times New Roman" w:hAnsi="Times New Roman" w:cs="Times New Roman"/>
-          <w:sz w:val="24"/>
-          <w:szCs w:val="24"/>
-          <w:lang w:eastAsia="en-IN"/>
-        </w:rPr>
-        <w:t xml:space="preserve">apply a tiered discount structure based on the </w:t>
-      </w:r>
-      <w:r>
-        <w:rPr>
-          <w:rFonts w:ascii="Times New Roman" w:eastAsia="Times New Roman" w:hAnsi="Times New Roman" w:cs="Times New Roman"/>
-          <w:b/>
-          <w:bCs/>
-          <w:sz w:val="24"/>
-          <w:szCs w:val="24"/>
-          <w:lang w:eastAsia="en-IN"/>
-        </w:rPr>
-        <w:t>Unit Price</w:t>
-      </w:r>
-      <w:r>
-        <w:rPr>
-          <w:rFonts w:ascii="Times New Roman" w:eastAsia="Times New Roman" w:hAnsi="Times New Roman" w:cs="Times New Roman"/>
-          <w:sz w:val="24"/>
-          <w:szCs w:val="24"/>
-          <w:lang w:eastAsia="en-IN"/>
-        </w:rPr>
-        <w:t xml:space="preserve"> using the </w:t>
-      </w:r>
-      <w:r>
-        <w:rPr>
-          <w:rFonts w:ascii="Courier New" w:eastAsia="Times New Roman" w:hAnsi="Courier New" w:cs="Courier New"/>
-          <w:sz w:val="20"/>
-          <w:szCs w:val="20"/>
-          <w:lang w:eastAsia="en-IN"/>
-        </w:rPr>
-        <w:t>IF</w:t>
-      </w:r>
-      <w:r>
-        <w:rPr>
-          <w:rFonts w:ascii="Times New Roman" w:eastAsia="Times New Roman" w:hAnsi="Times New Roman" w:cs="Times New Roman"/>
-          <w:sz w:val="24"/>
-          <w:szCs w:val="24"/>
-          <w:lang w:eastAsia="en-IN"/>
-        </w:rPr>
-        <w:t xml:space="preserve"> function. For example, a 15% discount for premium laptops (Unit Price over 70,000) and a 10% discount for all others:</w:t>
-      </w:r>
-    </w:p>
-    <w:p>
-      <w:pPr>
-        <w:spacing w:before="100" w:beforeAutospacing="1" w:after="100" w:afterAutospacing="1" w:line="240" w:lineRule="auto"/>
-        <w:rPr>
-          <w:rFonts w:ascii="Times New Roman" w:eastAsia="Times New Roman" w:hAnsi="Times New Roman" w:cs="Times New Roman"/>
-          <w:sz w:val="24"/>
-          <w:szCs w:val="24"/>
-          <w:lang w:eastAsia="en-IN"/>
-        </w:rPr>
-      </w:pPr>
-      <w:r>
-        <w:rPr>
-          <w:rFonts w:ascii="Times New Roman" w:eastAsia="Times New Roman" w:hAnsi="Times New Roman" w:cs="Times New Roman"/>
-          <w:b/>
-          <w:bCs/>
-          <w:sz w:val="24"/>
-          <w:szCs w:val="24"/>
-          <w:lang w:eastAsia="en-IN"/>
-        </w:rPr>
-        <w:t>Conditional Discounted price formula:</w:t>
-      </w:r>
-      <w:r>
-        <w:rPr>
-          <w:rFonts w:ascii="Times New Roman" w:eastAsia="Times New Roman" w:hAnsi="Times New Roman" w:cs="Times New Roman"/>
-          <w:sz w:val="24"/>
-          <w:szCs w:val="24"/>
-          <w:lang w:eastAsia="en-IN"/>
-        </w:rPr>
-        <w:t xml:space="preserve"> </w:t>
-      </w:r>
-      <w:r>
-        <w:rPr>
-          <w:rFonts w:ascii="Courier New" w:eastAsia="Times New Roman" w:hAnsi="Courier New" w:cs="Courier New"/>
-          <w:sz w:val="20"/>
-          <w:szCs w:val="20"/>
-          <w:lang w:eastAsia="en-IN"/>
-        </w:rPr>
-        <w:t>=IF(B3&gt;=70000, 0.85*B3*D3, 0.9*B3*D3)</w:t>
-      </w:r>
-    </w:p>
-    <w:p>
-      <w:pPr>
+        <w:rPr>
+          <w:rFonts w:ascii="Times New Roman" w:eastAsia="Times New Roman" w:hAnsi="Times New Roman" w:cs="Times New Roman"/>
+          <w:sz w:val="24"/>
+          <w:szCs w:val="24"/>
+          <w:lang w:eastAsia="en-IN"/>
+        </w:rPr>
+      </w:pPr>
+      <w:r>
+        <w:rPr>
+          <w:rFonts w:ascii="Times New Roman" w:eastAsia="Times New Roman" w:hAnsi="Times New Roman" w:cs="Times New Roman"/>
+          <w:sz w:val="24"/>
+          <w:szCs w:val="24"/>
+          <w:lang w:eastAsia="en-IN"/>
+        </w:rPr>
+        <w:t>Enter Column Names as Name, Price (Unit Price), ASIN, Net Quantity, Discounted price (Total Price)</w:t>
+      </w:r>
+    </w:p>
+    <w:p>
+      <w:pPr>
+        <w:rPr>
+          <w:rFonts w:ascii="Times New Roman" w:eastAsia="Times New Roman" w:hAnsi="Times New Roman" w:cs="Times New Roman"/>
+          <w:sz w:val="24"/>
+          <w:szCs w:val="24"/>
+          <w:lang w:eastAsia="en-IN"/>
+        </w:rPr>
+      </w:pPr>
+      <w:r>
+        <w:rPr>
+          <w:rFonts w:ascii="Times New Roman" w:eastAsia="Times New Roman" w:hAnsi="Times New Roman" w:cs="Times New Roman"/>
+          <w:sz w:val="24"/>
+          <w:szCs w:val="24"/>
+          <w:lang w:eastAsia="en-IN"/>
+        </w:rPr>
+        <w:t>Enter Appropriate data for Name, Price, ASIN, Net Quantity.</w:t>
+      </w:r>
+    </w:p>
+    <w:p>
+      <w:pPr>
+        <w:pStyle w:val="ListParagraph"/>
         <w:numPr>
           <w:ilvl w:val="0"/>
-          <w:numId w:val="1"/>
+          <w:numId w:val="3"/>
         </w:numPr>
-        <w:spacing w:before="100" w:beforeAutospacing="1" w:after="100" w:afterAutospacing="1" w:line="240" w:lineRule="auto"/>
-        <w:rPr>
-          <w:rFonts w:ascii="Times New Roman" w:eastAsia="Times New Roman" w:hAnsi="Times New Roman" w:cs="Times New Roman"/>
-          <w:sz w:val="24"/>
-          <w:szCs w:val="24"/>
-          <w:lang w:eastAsia="en-IN"/>
-        </w:rPr>
-      </w:pPr>
-      <w:r>
-        <w:rPr>
-          <w:rFonts w:ascii="Times New Roman" w:eastAsia="Times New Roman" w:hAnsi="Times New Roman" w:cs="Times New Roman"/>
-          <w:b/>
-          <w:bCs/>
-          <w:sz w:val="24"/>
-          <w:szCs w:val="24"/>
-          <w:lang w:eastAsia="en-IN"/>
-        </w:rPr>
-        <w:t>Condition True</w:t>
-      </w:r>
-      <w:r>
-        <w:rPr>
-          <w:rFonts w:ascii="Times New Roman" w:eastAsia="Times New Roman" w:hAnsi="Times New Roman" w:cs="Times New Roman"/>
-          <w:sz w:val="24"/>
-          <w:szCs w:val="24"/>
-          <w:lang w:eastAsia="en-IN"/>
-        </w:rPr>
-        <w:t xml:space="preserve">: If </w:t>
-      </w:r>
-      <w:r>
-        <w:rPr>
-          <w:rFonts w:ascii="Times New Roman" w:eastAsia="Times New Roman" w:hAnsi="Times New Roman" w:cs="Times New Roman"/>
-          <w:b/>
-          <w:bCs/>
-          <w:sz w:val="24"/>
-          <w:szCs w:val="24"/>
-          <w:lang w:eastAsia="en-IN"/>
-        </w:rPr>
-        <w:t>Unit Price</w:t>
-      </w:r>
-      <w:r>
-        <w:rPr>
-          <w:rFonts w:ascii="Times New Roman" w:eastAsia="Times New Roman" w:hAnsi="Times New Roman" w:cs="Times New Roman"/>
-          <w:sz w:val="24"/>
-          <w:szCs w:val="24"/>
-          <w:lang w:eastAsia="en-IN"/>
-        </w:rPr>
-        <w:t xml:space="preserve"> (</w:t>
-      </w:r>
-      <w:r>
-        <w:rPr>
-          <w:rFonts w:ascii="Times New Roman" w:eastAsia="Times New Roman" w:hAnsi="Times New Roman" w:cs="Times New Roman"/>
-          <w:b/>
-          <w:bCs/>
-          <w:sz w:val="24"/>
-          <w:szCs w:val="24"/>
-          <w:lang w:eastAsia="en-IN"/>
-        </w:rPr>
-        <w:t>B3</w:t>
-      </w:r>
-      <w:r>
-        <w:rPr>
-          <w:rFonts w:ascii="Times New Roman" w:eastAsia="Times New Roman" w:hAnsi="Times New Roman" w:cs="Times New Roman"/>
-          <w:sz w:val="24"/>
-          <w:szCs w:val="24"/>
-          <w:lang w:eastAsia="en-IN"/>
-        </w:rPr>
-        <w:t xml:space="preserve">) is above 70,000, a </w:t>
-      </w:r>
-      <w:r>
-        <w:rPr>
-          <w:rFonts w:ascii="Times New Roman" w:eastAsia="Times New Roman" w:hAnsi="Times New Roman" w:cs="Times New Roman"/>
-          <w:b/>
-          <w:bCs/>
-          <w:sz w:val="24"/>
-          <w:szCs w:val="24"/>
-          <w:lang w:eastAsia="en-IN"/>
-        </w:rPr>
-        <w:t>15% discount</w:t>
-      </w:r>
-      <w:r>
-        <w:rPr>
-          <w:rFonts w:ascii="Times New Roman" w:eastAsia="Times New Roman" w:hAnsi="Times New Roman" w:cs="Times New Roman"/>
-          <w:sz w:val="24"/>
-          <w:szCs w:val="24"/>
-          <w:lang w:eastAsia="en-IN"/>
-        </w:rPr>
-        <w:t xml:space="preserve"> is applied (</w:t>
-      </w:r>
-      <w:r>
-        <w:rPr>
-          <w:rFonts w:ascii="Courier New" w:eastAsia="Times New Roman" w:hAnsi="Courier New" w:cs="Courier New"/>
-          <w:sz w:val="20"/>
-          <w:szCs w:val="20"/>
-          <w:lang w:eastAsia="en-IN"/>
-        </w:rPr>
-        <w:t>0.85*B3*D3</w:t>
-      </w:r>
-      <w:r>
-        <w:rPr>
-          <w:rFonts w:ascii="Times New Roman" w:eastAsia="Times New Roman" w:hAnsi="Times New Roman" w:cs="Times New Roman"/>
-          <w:sz w:val="24"/>
-          <w:szCs w:val="24"/>
-          <w:lang w:eastAsia="en-IN"/>
-        </w:rPr>
-        <w:t>).</w:t>
+        <w:rPr>
+          <w:rFonts w:ascii="Times New Roman" w:eastAsia="Times New Roman" w:hAnsi="Times New Roman" w:cs="Times New Roman"/>
+          <w:sz w:val="24"/>
+          <w:szCs w:val="24"/>
+          <w:lang w:eastAsia="en-IN"/>
+        </w:rPr>
+      </w:pPr>
+      <w:r>
+        <w:rPr>
+          <w:rFonts w:ascii="Times New Roman" w:eastAsia="Times New Roman" w:hAnsi="Times New Roman" w:cs="Times New Roman"/>
+          <w:sz w:val="24"/>
+          <w:szCs w:val="24"/>
+          <w:lang w:eastAsia="en-IN"/>
+        </w:rPr>
+        <w:t xml:space="preserve">Prices, ASIN, Net Quantity were generated </w:t>
+      </w:r>
+      <w:r>
+        <w:rPr>
+          <w:rFonts w:ascii="Times New Roman" w:eastAsia="Times New Roman" w:hAnsi="Times New Roman" w:cs="Times New Roman"/>
+          <w:sz w:val="24"/>
+          <w:szCs w:val="24"/>
+          <w:lang w:eastAsia="en-IN"/>
+        </w:rPr>
+        <w:t xml:space="preserve">using RANDBETWEEN </w:t>
+      </w:r>
+      <w:r>
+        <w:rPr>
+          <w:rFonts w:ascii="Times New Roman" w:eastAsia="Times New Roman" w:hAnsi="Times New Roman" w:cs="Times New Roman"/>
+          <w:sz w:val="24"/>
+          <w:szCs w:val="24"/>
+          <w:lang w:eastAsia="en-IN"/>
+        </w:rPr>
+        <w:t>function</w:t>
+      </w:r>
+    </w:p>
+    <w:p>
+      <w:pPr>
+        <w:rPr>
+          <w:rFonts w:ascii="Times New Roman" w:eastAsia="Times New Roman" w:hAnsi="Times New Roman" w:cs="Times New Roman"/>
+          <w:sz w:val="24"/>
+          <w:szCs w:val="24"/>
+          <w:lang w:eastAsia="en-IN"/>
+        </w:rPr>
+      </w:pPr>
+      <w:r>
+        <w:rPr>
+          <w:rFonts w:ascii="Times New Roman" w:eastAsia="Times New Roman" w:hAnsi="Times New Roman" w:cs="Times New Roman"/>
+          <w:sz w:val="24"/>
+          <w:szCs w:val="24"/>
+          <w:lang w:eastAsia="en-IN"/>
+        </w:rPr>
+        <w:t>Calculations and Formulas</w:t>
+      </w:r>
+    </w:p>
+    <w:p>
+      <w:pPr>
+        <w:rPr>
+          <w:rFonts w:ascii="Times New Roman" w:eastAsia="Times New Roman" w:hAnsi="Times New Roman" w:cs="Times New Roman"/>
+          <w:sz w:val="24"/>
+          <w:szCs w:val="24"/>
+          <w:lang w:eastAsia="en-IN"/>
+        </w:rPr>
+      </w:pPr>
+      <w:r>
+        <w:rPr>
+          <w:rFonts w:ascii="Times New Roman" w:eastAsia="Times New Roman" w:hAnsi="Times New Roman" w:cs="Times New Roman"/>
+          <w:sz w:val="24"/>
+          <w:szCs w:val="24"/>
+          <w:lang w:eastAsia="en-IN"/>
+        </w:rPr>
+        <w:t>Based on the sample data, the primary calculated field is the Discounted price, which represents the total cost for the specified Net Quantity after a standard 10% discount has been applied to the Unit Price.</w:t>
+      </w:r>
+    </w:p>
+    <w:p>
+      <w:pPr>
+        <w:rPr>
+          <w:rFonts w:ascii="Times New Roman" w:eastAsia="Times New Roman" w:hAnsi="Times New Roman" w:cs="Times New Roman"/>
+          <w:sz w:val="24"/>
+          <w:szCs w:val="24"/>
+          <w:lang w:eastAsia="en-IN"/>
+        </w:rPr>
+      </w:pPr>
+      <w:r>
+        <w:rPr>
+          <w:rFonts w:ascii="Times New Roman" w:eastAsia="Times New Roman" w:hAnsi="Times New Roman" w:cs="Times New Roman"/>
+          <w:sz w:val="24"/>
+          <w:szCs w:val="24"/>
+          <w:lang w:eastAsia="en-IN"/>
+        </w:rPr>
+        <w:t>1. Discounted price (Total Price for Net Quantity)</w:t>
+      </w:r>
+    </w:p>
+    <w:p>
+      <w:pPr>
+        <w:rPr>
+          <w:rFonts w:ascii="Times New Roman" w:eastAsia="Times New Roman" w:hAnsi="Times New Roman" w:cs="Times New Roman"/>
+          <w:sz w:val="24"/>
+          <w:szCs w:val="24"/>
+          <w:lang w:eastAsia="en-IN"/>
+        </w:rPr>
+      </w:pPr>
+      <w:r>
+        <w:rPr>
+          <w:rFonts w:ascii="Times New Roman" w:eastAsia="Times New Roman" w:hAnsi="Times New Roman" w:cs="Times New Roman"/>
+          <w:sz w:val="24"/>
+          <w:szCs w:val="24"/>
+          <w:lang w:eastAsia="en-IN"/>
+        </w:rPr>
+        <w:t>This is calculated by taking the Unit Price (B3), applying a 10% discount (multiplying by 0.9), and then multiplying by the Net Quantity (D3).</w:t>
+      </w:r>
+    </w:p>
+    <w:p>
+      <w:pPr>
+        <w:rPr>
+          <w:rFonts w:ascii="Times New Roman" w:eastAsia="Times New Roman" w:hAnsi="Times New Roman" w:cs="Times New Roman"/>
+          <w:sz w:val="24"/>
+          <w:szCs w:val="24"/>
+          <w:lang w:eastAsia="en-IN"/>
+        </w:rPr>
+      </w:pPr>
+      <w:r>
+        <w:rPr>
+          <w:rFonts w:ascii="Times New Roman" w:eastAsia="Times New Roman" w:hAnsi="Times New Roman" w:cs="Times New Roman"/>
+          <w:sz w:val="24"/>
+          <w:szCs w:val="24"/>
+          <w:lang w:eastAsia="en-IN"/>
+        </w:rPr>
+        <w:t>The formula is: =0.9 * B2 * D2</w:t>
+      </w:r>
+    </w:p>
+    <w:p>
+      <w:pPr>
+        <w:rPr>
+          <w:rFonts w:ascii="Times New Roman" w:eastAsia="Times New Roman" w:hAnsi="Times New Roman" w:cs="Times New Roman"/>
+          <w:sz w:val="24"/>
+          <w:szCs w:val="24"/>
+          <w:lang w:eastAsia="en-IN"/>
+        </w:rPr>
+      </w:pPr>
+      <w:r>
+        <w:rPr>
+          <w:rFonts w:ascii="Times New Roman" w:eastAsia="Times New Roman" w:hAnsi="Times New Roman" w:cs="Times New Roman"/>
+          <w:sz w:val="24"/>
+          <w:szCs w:val="24"/>
+          <w:lang w:eastAsia="en-IN"/>
+        </w:rPr>
+        <w:t>2. Unit Discounted Price</w:t>
+      </w:r>
+    </w:p>
+    <w:p>
+      <w:pPr>
+        <w:rPr>
+          <w:rFonts w:ascii="Times New Roman" w:eastAsia="Times New Roman" w:hAnsi="Times New Roman" w:cs="Times New Roman"/>
+          <w:sz w:val="24"/>
+          <w:szCs w:val="24"/>
+          <w:lang w:eastAsia="en-IN"/>
+        </w:rPr>
+      </w:pPr>
+      <w:r>
+        <w:rPr>
+          <w:rFonts w:ascii="Times New Roman" w:eastAsia="Times New Roman" w:hAnsi="Times New Roman" w:cs="Times New Roman"/>
+          <w:sz w:val="24"/>
+          <w:szCs w:val="24"/>
+          <w:lang w:eastAsia="en-IN"/>
+        </w:rPr>
+        <w:t>column for the Unit Discounted Price, you would calculate it using the formula:</w:t>
+      </w:r>
+    </w:p>
+    <w:p>
+      <w:pPr>
+        <w:rPr>
+          <w:rFonts w:ascii="Times New Roman" w:eastAsia="Times New Roman" w:hAnsi="Times New Roman" w:cs="Times New Roman"/>
+          <w:sz w:val="24"/>
+          <w:szCs w:val="24"/>
+          <w:lang w:eastAsia="en-IN"/>
+        </w:rPr>
+      </w:pPr>
+      <w:r>
+        <w:rPr>
+          <w:rFonts w:ascii="Times New Roman" w:eastAsia="Times New Roman" w:hAnsi="Times New Roman" w:cs="Times New Roman"/>
+          <w:sz w:val="24"/>
+          <w:szCs w:val="24"/>
+          <w:lang w:eastAsia="en-IN"/>
+        </w:rPr>
+        <w:t>=0.9 * B3</w:t>
+      </w:r>
+    </w:p>
+    <w:p>
+      <w:pPr>
+        <w:rPr>
+          <w:rFonts w:ascii="Times New Roman" w:eastAsia="Times New Roman" w:hAnsi="Times New Roman" w:cs="Times New Roman"/>
+          <w:sz w:val="24"/>
+          <w:szCs w:val="24"/>
+          <w:lang w:eastAsia="en-IN"/>
+        </w:rPr>
+      </w:pPr>
+      <w:r>
+        <w:rPr>
+          <w:rFonts w:ascii="Times New Roman" w:eastAsia="Times New Roman" w:hAnsi="Times New Roman" w:cs="Times New Roman"/>
+          <w:sz w:val="24"/>
+          <w:szCs w:val="24"/>
+          <w:lang w:eastAsia="en-IN"/>
+        </w:rPr>
+        <w:t>3. Conditional Discount</w:t>
+      </w:r>
+    </w:p>
+    <w:p>
+      <w:pPr>
+        <w:rPr>
+          <w:rFonts w:ascii="Times New Roman" w:eastAsia="Times New Roman" w:hAnsi="Times New Roman" w:cs="Times New Roman"/>
+          <w:sz w:val="24"/>
+          <w:szCs w:val="24"/>
+          <w:lang w:eastAsia="en-IN"/>
+        </w:rPr>
+      </w:pPr>
+      <w:r>
+        <w:rPr>
+          <w:rFonts w:ascii="Times New Roman" w:eastAsia="Times New Roman" w:hAnsi="Times New Roman" w:cs="Times New Roman"/>
+          <w:sz w:val="24"/>
+          <w:szCs w:val="24"/>
+          <w:lang w:eastAsia="en-IN"/>
+        </w:rPr>
+        <w:t xml:space="preserve">Using complex conditional formulas in the salary sheet, </w:t>
+      </w:r>
+      <w:proofErr w:type="gramStart"/>
+      <w:r>
+        <w:rPr>
+          <w:rFonts w:ascii="Times New Roman" w:eastAsia="Times New Roman" w:hAnsi="Times New Roman" w:cs="Times New Roman"/>
+          <w:sz w:val="24"/>
+          <w:szCs w:val="24"/>
+          <w:lang w:eastAsia="en-IN"/>
+        </w:rPr>
+        <w:t>We</w:t>
+      </w:r>
+      <w:proofErr w:type="gramEnd"/>
+      <w:r>
+        <w:rPr>
+          <w:rFonts w:ascii="Times New Roman" w:eastAsia="Times New Roman" w:hAnsi="Times New Roman" w:cs="Times New Roman"/>
+          <w:sz w:val="24"/>
+          <w:szCs w:val="24"/>
+          <w:lang w:eastAsia="en-IN"/>
+        </w:rPr>
+        <w:t xml:space="preserve"> can also apply a tiered discount structure based on the Unit Price using the IF function. For example, a 15% discount for premium laptops (Unit Price over 70,000) and a 10% discount for all others:</w:t>
+      </w:r>
+    </w:p>
+    <w:p>
+      <w:pPr>
+        <w:rPr>
+          <w:rFonts w:ascii="Times New Roman" w:eastAsia="Times New Roman" w:hAnsi="Times New Roman" w:cs="Times New Roman"/>
+          <w:sz w:val="24"/>
+          <w:szCs w:val="24"/>
+          <w:lang w:eastAsia="en-IN"/>
+        </w:rPr>
+      </w:pPr>
+      <w:r>
+        <w:rPr>
+          <w:rFonts w:ascii="Times New Roman" w:eastAsia="Times New Roman" w:hAnsi="Times New Roman" w:cs="Times New Roman"/>
+          <w:sz w:val="24"/>
+          <w:szCs w:val="24"/>
+          <w:lang w:eastAsia="en-IN"/>
+        </w:rPr>
+        <w:t>Conditional Discounted price formula: =IF(B3&gt;=70000, 0.85*B3*D3, 0.9*B3*D3)</w:t>
       </w:r>
     </w:p>
     <w:p>
       <w:pPr>
         <w:numPr>
           <w:ilvl w:val="0"/>
-          <w:numId w:val="1"/>
+          <w:numId w:val="2"/>
         </w:numPr>
-        <w:spacing w:before="100" w:beforeAutospacing="1" w:after="100" w:afterAutospacing="1" w:line="240" w:lineRule="auto"/>
-        <w:rPr>
-          <w:rFonts w:ascii="Times New Roman" w:eastAsia="Times New Roman" w:hAnsi="Times New Roman" w:cs="Times New Roman"/>
-          <w:sz w:val="24"/>
-          <w:szCs w:val="24"/>
-          <w:lang w:eastAsia="en-IN"/>
-        </w:rPr>
-      </w:pPr>
-      <w:r>
-        <w:rPr>
-          <w:rFonts w:ascii="Times New Roman" w:eastAsia="Times New Roman" w:hAnsi="Times New Roman" w:cs="Times New Roman"/>
-          <w:b/>
-          <w:bCs/>
-          <w:sz w:val="24"/>
-          <w:szCs w:val="24"/>
-          <w:lang w:eastAsia="en-IN"/>
-        </w:rPr>
-        <w:t>Condition False</w:t>
-      </w:r>
-      <w:r>
-        <w:rPr>
-          <w:rFonts w:ascii="Times New Roman" w:eastAsia="Times New Roman" w:hAnsi="Times New Roman" w:cs="Times New Roman"/>
-          <w:sz w:val="24"/>
-          <w:szCs w:val="24"/>
-          <w:lang w:eastAsia="en-IN"/>
-        </w:rPr>
-        <w:t xml:space="preserve">: Otherwise, the standard </w:t>
-      </w:r>
-      <w:r>
-        <w:rPr>
-          <w:rFonts w:ascii="Times New Roman" w:eastAsia="Times New Roman" w:hAnsi="Times New Roman" w:cs="Times New Roman"/>
-          <w:b/>
-          <w:bCs/>
-          <w:sz w:val="24"/>
-          <w:szCs w:val="24"/>
-          <w:lang w:eastAsia="en-IN"/>
-        </w:rPr>
-        <w:t>10% discount</w:t>
-      </w:r>
-      <w:r>
-        <w:rPr>
-          <w:rFonts w:ascii="Times New Roman" w:eastAsia="Times New Roman" w:hAnsi="Times New Roman" w:cs="Times New Roman"/>
-          <w:sz w:val="24"/>
-          <w:szCs w:val="24"/>
-          <w:lang w:eastAsia="en-IN"/>
-        </w:rPr>
-        <w:t xml:space="preserve"> is applied (</w:t>
-      </w:r>
-      <w:r>
-        <w:rPr>
-          <w:rFonts w:ascii="Courier New" w:eastAsia="Times New Roman" w:hAnsi="Courier New" w:cs="Courier New"/>
-          <w:sz w:val="20"/>
-          <w:szCs w:val="20"/>
-          <w:lang w:eastAsia="en-IN"/>
-        </w:rPr>
-        <w:t>0.9*B</w:t>
+        <w:rPr>
+          <w:rFonts w:ascii="Times New Roman" w:eastAsia="Times New Roman" w:hAnsi="Times New Roman" w:cs="Times New Roman"/>
+          <w:sz w:val="24"/>
+          <w:szCs w:val="24"/>
+          <w:lang w:eastAsia="en-IN"/>
+        </w:rPr>
+      </w:pPr>
+      <w:r>
+        <w:rPr>
+          <w:rFonts w:ascii="Times New Roman" w:eastAsia="Times New Roman" w:hAnsi="Times New Roman" w:cs="Times New Roman"/>
+          <w:sz w:val="24"/>
+          <w:szCs w:val="24"/>
+          <w:lang w:eastAsia="en-IN"/>
+        </w:rPr>
+        <w:t>Condition True: If Unit Price (B3) is above 70,000, a 15% discount is applied (0.85*B3*D3).</w:t>
       </w:r>
     </w:p>
     <w:p>
       <w:pPr>
         <w:numPr>
           <w:ilvl w:val="0"/>
-          <w:numId w:val="1"/>
+          <w:numId w:val="2"/>
         </w:numPr>
-        <w:spacing w:before="100" w:beforeAutospacing="1" w:after="100" w:afterAutospacing="1" w:line="240" w:lineRule="auto"/>
-        <w:rPr>
-          <w:rFonts w:ascii="Times New Roman" w:eastAsia="Times New Roman" w:hAnsi="Times New Roman" w:cs="Times New Roman"/>
-          <w:sz w:val="24"/>
-          <w:szCs w:val="24"/>
-          <w:lang w:eastAsia="en-IN"/>
-        </w:rPr>
-      </w:pPr>
-      <w:r>
-        <w:rPr>
-          <w:rFonts w:ascii="Courier New" w:eastAsia="Times New Roman" w:hAnsi="Courier New" w:cs="Courier New"/>
-          <w:sz w:val="20"/>
-          <w:szCs w:val="20"/>
-          <w:lang w:eastAsia="en-IN"/>
-        </w:rPr>
-        <w:t>3*D3</w:t>
-      </w:r>
-      <w:r>
-        <w:rPr>
-          <w:rFonts w:ascii="Times New Roman" w:eastAsia="Times New Roman" w:hAnsi="Times New Roman" w:cs="Times New Roman"/>
-          <w:sz w:val="24"/>
-          <w:szCs w:val="24"/>
-          <w:lang w:eastAsia="en-IN"/>
-        </w:rPr>
-        <w:t>).</w:t>
-      </w:r>
-    </w:p>
-    <w:p/>
+        <w:rPr>
+          <w:rFonts w:ascii="Times New Roman" w:eastAsia="Times New Roman" w:hAnsi="Times New Roman" w:cs="Times New Roman"/>
+          <w:sz w:val="24"/>
+          <w:szCs w:val="24"/>
+          <w:lang w:eastAsia="en-IN"/>
+        </w:rPr>
+      </w:pPr>
+      <w:r>
+        <w:rPr>
+          <w:rFonts w:ascii="Times New Roman" w:eastAsia="Times New Roman" w:hAnsi="Times New Roman" w:cs="Times New Roman"/>
+          <w:sz w:val="24"/>
+          <w:szCs w:val="24"/>
+          <w:lang w:eastAsia="en-IN"/>
+        </w:rPr>
+        <w:t>Condition False: Otherwise, the standard 10% discount is applied (0.9*B</w:t>
+      </w:r>
+    </w:p>
+    <w:p>
+      <w:pPr>
+        <w:numPr>
+          <w:ilvl w:val="0"/>
+          <w:numId w:val="2"/>
+        </w:numPr>
+        <w:rPr>
+          <w:rFonts w:ascii="Times New Roman" w:eastAsia="Times New Roman" w:hAnsi="Times New Roman" w:cs="Times New Roman"/>
+          <w:sz w:val="24"/>
+          <w:szCs w:val="24"/>
+          <w:lang w:eastAsia="en-IN"/>
+        </w:rPr>
+      </w:pPr>
+      <w:r>
+        <w:rPr>
+          <w:rFonts w:ascii="Times New Roman" w:eastAsia="Times New Roman" w:hAnsi="Times New Roman" w:cs="Times New Roman"/>
+          <w:sz w:val="24"/>
+          <w:szCs w:val="24"/>
+          <w:lang w:eastAsia="en-IN"/>
+        </w:rPr>
+        <w:t>3*D3).</w:t>
+      </w:r>
+    </w:p>
+    <w:p>
+      <w:pPr>
+        <w:rPr>
+          <w:rFonts w:ascii="Times New Roman" w:eastAsia="Times New Roman" w:hAnsi="Times New Roman" w:cs="Times New Roman"/>
+          <w:sz w:val="24"/>
+          <w:szCs w:val="24"/>
+          <w:lang w:eastAsia="en-IN"/>
+        </w:rPr>
+      </w:pPr>
+    </w:p>
+    <w:p>
+      <w:pPr>
+        <w:rPr>
+          <w:sz w:val="16"/>
+          <w:szCs w:val="16"/>
+        </w:rPr>
+      </w:pPr>
+    </w:p>
     <w:sectPr>
       <w:pgSz w:w="11906" w:h="16838"/>
       <w:pgMar w:top="1440" w:right="1440" w:bottom="1440" w:left="1440" w:header="708" w:footer="708" w:gutter="0"/>
@@ -984,8 +466,97 @@
 </file>
 
 <file path=word/numbering.xml><?xml version="1.0" encoding="utf-8"?>
-<w:numbering xmlns:wpc="http://schemas.microsoft.com/office/word/2010/wordprocessingCanvas" xmlns:cx="http://schemas.microsoft.com/office/drawing/2014/chartex" xmlns:cx1="http://schemas.microsoft.com/office/drawing/2015/9/8/chartex" xmlns:cx2="http://schemas.microsoft.com/office/drawing/2015/10/21/chartex" xmlns:cx3="http://schemas.microsoft.com/office/drawing/2016/5/9/chartex" xmlns:cx4="http://schemas.microsoft.com/office/drawing/2016/5/10/chartex" xmlns:cx5="http://schemas.microsoft.com/office/drawing/2016/5/11/chartex" xmlns:cx6="http://schemas.microsoft.com/office/drawing/2016/5/12/chartex" xmlns:cx7="http://schemas.microsoft.com/office/drawing/2016/5/13/chartex" xmlns:cx8="http://schemas.microsoft.com/office/drawing/2016/5/14/chartex" xmlns:mc="http://schemas.openxmlformats.org/markup-compatibility/2006" xmlns:aink="http://schemas.microsoft.com/office/drawing/2016/ink" xmlns:am3d="http://schemas.microsoft.com/office/drawing/2017/model3d" xmlns:o="urn:schemas-microsoft-com:office:office" xmlns:r="http://schemas.openxmlformats.org/officeDocument/2006/relationships" xmlns:m="http://schemas.openxmlformats.org/officeDocument/2006/math" xmlns:v="urn:schemas-microsoft-com:vml" xmlns:wp14="http://schemas.microsoft.com/office/word/2010/wordprocessingDrawing" xmlns:wp="http://schemas.openxmlformats.org/drawingml/2006/wordprocessingDrawing" xmlns:w10="urn:schemas-microsoft-com:office:word" xmlns:w="http://schemas.openxmlformats.org/wordprocessingml/2006/main" xmlns:w14="http://schemas.microsoft.com/office/word/2010/wordml" xmlns:w15="http://schemas.microsoft.com/office/word/2012/wordml" xmlns:w16cex="http://schemas.microsoft.com/office/word/2018/wordml/cex" xmlns:w16cid="http://schemas.microsoft.com/office/word/2016/wordml/cid" xmlns:w16="http://schemas.microsoft.com/office/word/2018/wordml" xmlns:w16sdtdh="http://schemas.microsoft.com/office/word/2020/wordml/sdtdatahash" xmlns:w16se="http://schemas.microsoft.com/office/word/2015/wordml/symex" xmlns:wpg="http://schemas.microsoft.com/office/word/2010/wordprocessingGroup" xmlns:wpi="http://schemas.microsoft.com/office/word/2010/wordprocessingInk" xmlns:wne="http://schemas.microsoft.com/office/word/2006/wordml" xmlns:wps="http://schemas.microsoft.com/office/word/2010/wordprocessingShape" mc:Ignorable="w14 w15 w16se w16cid w16 w16cex w16sdtdh wp14">
+<w:numbering xmlns:wpc="http://schemas.microsoft.com/office/word/2010/wordprocessingCanvas" xmlns:cx="http://schemas.microsoft.com/office/drawing/2014/chartex" xmlns:cx1="http://schemas.microsoft.com/office/drawing/2015/9/8/chartex" xmlns:cx2="http://schemas.microsoft.com/office/drawing/2015/10/21/chartex" xmlns:cx3="http://schemas.microsoft.com/office/drawing/2016/5/9/chartex" xmlns:cx4="http://schemas.microsoft.com/office/drawing/2016/5/10/chartex" xmlns:cx5="http://schemas.microsoft.com/office/drawing/2016/5/11/chartex" xmlns:cx6="http://schemas.microsoft.com/office/drawing/2016/5/12/chartex" xmlns:cx7="http://schemas.microsoft.com/office/drawing/2016/5/13/chartex" xmlns:cx8="http://schemas.microsoft.com/office/drawing/2016/5/14/chartex" xmlns:mc="http://schemas.openxmlformats.org/markup-compatibility/2006" xmlns:aink="http://schemas.microsoft.com/office/drawing/2016/ink" xmlns:am3d="http://schemas.microsoft.com/office/drawing/2017/model3d" xmlns:o="urn:schemas-microsoft-com:office:office" xmlns:oel="http://schemas.microsoft.com/office/2019/extlst" xmlns:r="http://schemas.openxmlformats.org/officeDocument/2006/relationships" xmlns:m="http://schemas.openxmlformats.org/officeDocument/2006/math" xmlns:v="urn:schemas-microsoft-com:vml" xmlns:wp14="http://schemas.microsoft.com/office/word/2010/wordprocessingDrawing" xmlns:wp="http://schemas.openxmlformats.org/drawingml/2006/wordprocessingDrawing" xmlns:w10="urn:schemas-microsoft-com:office:word" xmlns:w="http://schemas.openxmlformats.org/wordprocessingml/2006/main" xmlns:w14="http://schemas.microsoft.com/office/word/2010/wordml" xmlns:w15="http://schemas.microsoft.com/office/word/2012/wordml" xmlns:w16cex="http://schemas.microsoft.com/office/word/2018/wordml/cex" xmlns:w16cid="http://schemas.microsoft.com/office/word/2016/wordml/cid" xmlns:w16="http://schemas.microsoft.com/office/word/2018/wordml" xmlns:w16du="http://schemas.microsoft.com/office/word/2023/wordml/word16du" xmlns:w16sdtdh="http://schemas.microsoft.com/office/word/2020/wordml/sdtdatahash" xmlns:w16sdtfl="http://schemas.microsoft.com/office/word/2024/wordml/sdtformatlock" xmlns:w16se="http://schemas.microsoft.com/office/word/2015/wordml/symex" xmlns:wpg="http://schemas.microsoft.com/office/word/2010/wordprocessingGroup" xmlns:wpi="http://schemas.microsoft.com/office/word/2010/wordprocessingInk" xmlns:wne="http://schemas.microsoft.com/office/word/2006/wordml" xmlns:wps="http://schemas.microsoft.com/office/word/2010/wordprocessingShape" mc:Ignorable="w14 w15 w16se w16cid w16 w16cex w16sdtdh w16sdtfl w16du wp14">
   <w:abstractNum w:abstractNumId="0" w15:restartNumberingAfterBreak="0">
+    <w:nsid w:val="3CCA5DD4"/>
+    <w:multiLevelType w:val="hybridMultilevel"/>
+    <w:tmpl w:val="685C2CAA"/>
+    <w:lvl w:ilvl="0" w:tplc="4009000F">
+      <w:start w:val="1"/>
+      <w:numFmt w:val="decimal"/>
+      <w:lvlText w:val="%1."/>
+      <w:lvlJc w:val="left"/>
+      <w:pPr>
+        <w:ind w:left="720" w:hanging="360"/>
+      </w:pPr>
+      <w:rPr>
+        <w:rFonts w:hint="default"/>
+      </w:rPr>
+    </w:lvl>
+    <w:lvl w:ilvl="1" w:tplc="40090019" w:tentative="1">
+      <w:start w:val="1"/>
+      <w:numFmt w:val="lowerLetter"/>
+      <w:lvlText w:val="%2."/>
+      <w:lvlJc w:val="left"/>
+      <w:pPr>
+        <w:ind w:left="1440" w:hanging="360"/>
+      </w:pPr>
+    </w:lvl>
+    <w:lvl w:ilvl="2" w:tplc="4009001B" w:tentative="1">
+      <w:start w:val="1"/>
+      <w:numFmt w:val="lowerRoman"/>
+      <w:lvlText w:val="%3."/>
+      <w:lvlJc w:val="right"/>
+      <w:pPr>
+        <w:ind w:left="2160" w:hanging="180"/>
+      </w:pPr>
+    </w:lvl>
+    <w:lvl w:ilvl="3" w:tplc="4009000F" w:tentative="1">
+      <w:start w:val="1"/>
+      <w:numFmt w:val="decimal"/>
+      <w:lvlText w:val="%4."/>
+      <w:lvlJc w:val="left"/>
+      <w:pPr>
+        <w:ind w:left="2880" w:hanging="360"/>
+      </w:pPr>
+    </w:lvl>
+    <w:lvl w:ilvl="4" w:tplc="40090019" w:tentative="1">
+      <w:start w:val="1"/>
+      <w:numFmt w:val="lowerLetter"/>
+      <w:lvlText w:val="%5."/>
+      <w:lvlJc w:val="left"/>
+      <w:pPr>
+        <w:ind w:left="3600" w:hanging="360"/>
+      </w:pPr>
+    </w:lvl>
+    <w:lvl w:ilvl="5" w:tplc="4009001B" w:tentative="1">
+      <w:start w:val="1"/>
+      <w:numFmt w:val="lowerRoman"/>
+      <w:lvlText w:val="%6."/>
+      <w:lvlJc w:val="right"/>
+      <w:pPr>
+        <w:ind w:left="4320" w:hanging="180"/>
+      </w:pPr>
+    </w:lvl>
+    <w:lvl w:ilvl="6" w:tplc="4009000F" w:tentative="1">
+      <w:start w:val="1"/>
+      <w:numFmt w:val="decimal"/>
+      <w:lvlText w:val="%7."/>
+      <w:lvlJc w:val="left"/>
+      <w:pPr>
+        <w:ind w:left="5040" w:hanging="360"/>
+      </w:pPr>
+    </w:lvl>
+    <w:lvl w:ilvl="7" w:tplc="40090019" w:tentative="1">
+      <w:start w:val="1"/>
+      <w:numFmt w:val="lowerLetter"/>
+      <w:lvlText w:val="%8."/>
+      <w:lvlJc w:val="left"/>
+      <w:pPr>
+        <w:ind w:left="5760" w:hanging="360"/>
+      </w:pPr>
+    </w:lvl>
+    <w:lvl w:ilvl="8" w:tplc="4009001B" w:tentative="1">
+      <w:start w:val="1"/>
+      <w:numFmt w:val="lowerRoman"/>
+      <w:lvlText w:val="%9."/>
+      <w:lvlJc w:val="right"/>
+      <w:pPr>
+        <w:ind w:left="6480" w:hanging="180"/>
+      </w:pPr>
+    </w:lvl>
+  </w:abstractNum>
+  <w:abstractNum w:abstractNumId="1" w15:restartNumberingAfterBreak="0">
     <w:nsid w:val="5E012661"/>
     <w:multiLevelType w:val="multilevel"/>
     <w:tmpl w:val="31B4442C"/>
@@ -1134,14 +705,29 @@
       </w:rPr>
     </w:lvl>
   </w:abstractNum>
-  <w:num w:numId="1">
+  <w:num w:numId="1" w16cid:durableId="588851030">
+    <w:abstractNumId w:val="1"/>
+  </w:num>
+  <w:num w:numId="2" w16cid:durableId="969046103">
+    <w:abstractNumId w:val="1"/>
+    <w:lvlOverride w:ilvl="0"/>
+    <w:lvlOverride w:ilvl="1"/>
+    <w:lvlOverride w:ilvl="2"/>
+    <w:lvlOverride w:ilvl="3"/>
+    <w:lvlOverride w:ilvl="4"/>
+    <w:lvlOverride w:ilvl="5"/>
+    <w:lvlOverride w:ilvl="6"/>
+    <w:lvlOverride w:ilvl="7"/>
+    <w:lvlOverride w:ilvl="8"/>
+  </w:num>
+  <w:num w:numId="3" w16cid:durableId="1229611419">
     <w:abstractNumId w:val="0"/>
   </w:num>
 </w:numbering>
 </file>
 
 <file path=word/styles.xml><?xml version="1.0" encoding="utf-8"?>
-<w:styles xmlns:mc="http://schemas.openxmlformats.org/markup-compatibility/2006" xmlns:r="http://schemas.openxmlformats.org/officeDocument/2006/relationships" xmlns:w="http://schemas.openxmlformats.org/wordprocessingml/2006/main" xmlns:w14="http://schemas.microsoft.com/office/word/2010/wordml" xmlns:w15="http://schemas.microsoft.com/office/word/2012/wordml" xmlns:w16cex="http://schemas.microsoft.com/office/word/2018/wordml/cex" xmlns:w16cid="http://schemas.microsoft.com/office/word/2016/wordml/cid" xmlns:w16="http://schemas.microsoft.com/office/word/2018/wordml" xmlns:w16sdtdh="http://schemas.microsoft.com/office/word/2020/wordml/sdtdatahash" xmlns:w16se="http://schemas.microsoft.com/office/word/2015/wordml/symex" mc:Ignorable="w14 w15 w16se w16cid w16 w16cex w16sdtdh">
+<w:styles xmlns:mc="http://schemas.openxmlformats.org/markup-compatibility/2006" xmlns:r="http://schemas.openxmlformats.org/officeDocument/2006/relationships" xmlns:w="http://schemas.openxmlformats.org/wordprocessingml/2006/main" xmlns:w14="http://schemas.microsoft.com/office/word/2010/wordml" xmlns:w15="http://schemas.microsoft.com/office/word/2012/wordml" xmlns:w16cex="http://schemas.microsoft.com/office/word/2018/wordml/cex" xmlns:w16cid="http://schemas.microsoft.com/office/word/2016/wordml/cid" xmlns:w16="http://schemas.microsoft.com/office/word/2018/wordml" xmlns:w16du="http://schemas.microsoft.com/office/word/2023/wordml/word16du" xmlns:w16sdtdh="http://schemas.microsoft.com/office/word/2020/wordml/sdtdatahash" xmlns:w16sdtfl="http://schemas.microsoft.com/office/word/2024/wordml/sdtformatlock" xmlns:w16se="http://schemas.microsoft.com/office/word/2015/wordml/symex" mc:Ignorable="w14 w15 w16se w16cid w16 w16cex w16sdtdh w16sdtfl w16du">
   <w:docDefaults>
     <w:rPrDefault>
       <w:rPr>
@@ -1602,7 +1188,6 @@
   <w:style w:type="character" w:default="1" w:styleId="DefaultParagraphFont">
     <w:name w:val="Default Paragraph Font"/>
     <w:uiPriority w:val="1"/>
-    <w:semiHidden/>
     <w:unhideWhenUsed/>
   </w:style>
   <w:style w:type="table" w:default="1" w:styleId="TableNormal">
@@ -1768,6 +1353,17 @@
       <w:sz w:val="20"/>
       <w:szCs w:val="20"/>
     </w:rPr>
+  </w:style>
+  <w:style w:type="paragraph" w:styleId="ListParagraph">
+    <w:name w:val="List Paragraph"/>
+    <w:basedOn w:val="Normal"/>
+    <w:uiPriority w:val="34"/>
+    <w:qFormat/>
+    <w:rsid w:val="004F21AA"/>
+    <w:pPr>
+      <w:ind w:left="720"/>
+      <w:contextualSpacing/>
+    </w:pPr>
   </w:style>
 </w:styles>
 </file>
